--- a/labs/lab2/report/report.docx
+++ b/labs/lab2/report/report.docx
@@ -3185,7 +3185,52 @@
         <w:pStyle w:val="FirstParagraph"/>
       </w:pPr>
       <w:r>
-        <w:t xml:space="preserve">Найдем точку пересечения для первого случая.</w:t>
+        <w:t xml:space="preserve">Найдем точку пересечения для первого случая -</w:t>
+      </w:r>
+      <w:r>
+        <w:t xml:space="preserve"> </w:t>
+      </w:r>
+      <m:oMath>
+        <m:d>
+          <m:dPr>
+            <m:begChr m:val="("/>
+            <m:endChr m:val=")"/>
+            <m:sepChr m:val=""/>
+            <m:grow/>
+          </m:dPr>
+          <m:e>
+            <m:f>
+              <m:fPr>
+                <m:type m:val="bar"/>
+              </m:fPr>
+              <m:num>
+                <m:r>
+                  <m:t>3</m:t>
+                </m:r>
+                <m:r>
+                  <m:t>π</m:t>
+                </m:r>
+              </m:num>
+              <m:den>
+                <m:r>
+                  <m:t>4</m:t>
+                </m:r>
+              </m:den>
+            </m:f>
+            <m:r>
+              <m:rPr>
+                <m:sty m:val="p"/>
+              </m:rPr>
+              <m:t>,</m:t>
+            </m:r>
+            <m:r>
+              <m:t>5.157738803750548</m:t>
+            </m:r>
+          </m:e>
+        </m:d>
+      </m:oMath>
+      <w:r>
+        <w:t xml:space="preserve">.</w:t>
       </w:r>
     </w:p>
     <w:p>
@@ -3387,31 +3432,61 @@
         </w:rPr>
         <w:t xml:space="preserve">5.157738803750548</w:t>
       </w:r>
-      <w:r>
-        <w:rPr>
-          <w:rStyle w:val="NormalTok"/>
-        </w:rPr>
+    </w:p>
+    <w:p>
+      <w:pPr>
+        <w:pStyle w:val="FirstParagraph"/>
+      </w:pPr>
+      <w:r>
+        <w:t xml:space="preserve">Найдем точку пересечения для второго случая -</w:t>
+      </w:r>
+      <w:r>
         <w:t xml:space="preserve"> </w:t>
       </w:r>
-      <w:r>
-        <w:rPr>
-          <w:rStyle w:val="OperatorTok"/>
-        </w:rPr>
-        <w:t xml:space="preserve">//</w:t>
-      </w:r>
-      <w:r>
-        <w:rPr>
-          <w:rStyle w:val="NormalTok"/>
-        </w:rPr>
-        <w:t xml:space="preserve">точка пересечения для первого случая</w:t>
-      </w:r>
-    </w:p>
-    <w:p>
-      <w:pPr>
-        <w:pStyle w:val="FirstParagraph"/>
-      </w:pPr>
-      <w:r>
-        <w:t xml:space="preserve">Найдем точку пересечения для второго случая.</w:t>
+      <m:oMath>
+        <m:d>
+          <m:dPr>
+            <m:begChr m:val="("/>
+            <m:endChr m:val=")"/>
+            <m:sepChr m:val=""/>
+            <m:grow/>
+          </m:dPr>
+          <m:e>
+            <m:r>
+              <m:rPr>
+                <m:sty m:val="p"/>
+              </m:rPr>
+              <m:t>−</m:t>
+            </m:r>
+            <m:f>
+              <m:fPr>
+                <m:type m:val="bar"/>
+              </m:fPr>
+              <m:num>
+                <m:r>
+                  <m:t>π</m:t>
+                </m:r>
+              </m:num>
+              <m:den>
+                <m:r>
+                  <m:t>4</m:t>
+                </m:r>
+              </m:den>
+            </m:f>
+            <m:r>
+              <m:rPr>
+                <m:sty m:val="p"/>
+              </m:rPr>
+              <m:t>,</m:t>
+            </m:r>
+            <m:r>
+              <m:t>2.6023395843910384</m:t>
+            </m:r>
+          </m:e>
+        </m:d>
+      </m:oMath>
+      <w:r>
+        <w:t xml:space="preserve">.</w:t>
       </w:r>
     </w:p>
     <w:p>
@@ -3690,24 +3765,6 @@
           <w:rStyle w:val="FloatTok"/>
         </w:rPr>
         <w:t xml:space="preserve">2.6023395843910384</w:t>
-      </w:r>
-      <w:r>
-        <w:rPr>
-          <w:rStyle w:val="NormalTok"/>
-        </w:rPr>
-        <w:t xml:space="preserve"> </w:t>
-      </w:r>
-      <w:r>
-        <w:rPr>
-          <w:rStyle w:val="OperatorTok"/>
-        </w:rPr>
-        <w:t xml:space="preserve">//</w:t>
-      </w:r>
-      <w:r>
-        <w:rPr>
-          <w:rStyle w:val="NormalTok"/>
-        </w:rPr>
-        <w:t xml:space="preserve">точка пересечения для второго случая</w:t>
       </w:r>
     </w:p>
     <w:bookmarkEnd w:id="36"/>
@@ -3764,13 +3821,13 @@
         <w:t xml:space="preserve">	</w:t>
       </w:r>
       <w:r>
-        <w:t xml:space="preserve">Git</w:t>
+        <w:t xml:space="preserve">Кривая погони</w:t>
       </w:r>
       <w:r>
         <w:t xml:space="preserve"> </w:t>
       </w:r>
       <w:r>
-        <w:t xml:space="preserve">[Электронный ресурс]. URL:</w:t>
+        <w:t xml:space="preserve">[Электронный ресурс]. Wikimedia Foundation, Inc., 2025. URL:</w:t>
       </w:r>
       <w:r>
         <w:t xml:space="preserve"> </w:t>
@@ -3780,7 +3837,7 @@
           <w:rPr>
             <w:rStyle w:val="Hyperlink"/>
           </w:rPr>
-          <w:t xml:space="preserve">https://ru.wikipedia.org/wiki/Git</w:t>
+          <w:t xml:space="preserve">https://ru.wikipedia.org/wiki/Кривая_погони</w:t>
         </w:r>
       </w:hyperlink>
       <w:r>
